--- a/data/revised_2026-10_full/tracked/v2/Biology/SS1.1_Cell_Structure/Biology_Cell_Structure_SummaryTable_TRACKED.docx
+++ b/data/revised_2026-10_full/tracked/v2/Biology/SS1.1_Cell_Structure/Biology_Cell_Structure_SummaryTable_TRACKED.docx
@@ -1352,7 +1352,7 @@
               </w:rPr>
               <w:t xml:space="preserve">Onion epidermal cells prepared as temporary wet mount slides stained with iodine: rectangular cells with visible cell wall, large central vacuole, nucleus stained dark brown/yellow by iodine, </w:t>
             </w:r>
-            <w:del w:id="9001" w:author="Claude (AI) - proposed" w:date="2026-10-15T02:49:18Z">
+            <w:del w:id="9001" w:author="Claude (AI) - proposed" w:date="2026-10-18T00:25:34Z">
               <w:r>
                 <w:rPr>
                   <w:rFonts w:ascii="Arial" w:cs="Arial" w:eastAsia="Arial" w:hAnsi="Arial"/>
@@ -1367,7 +1367,7 @@
                 <w:delText xml:space="preserve">cytoplasm, and cell membrane pressed</w:delText>
               </w:r>
             </w:del>
-            <w:ins w:id="9002" w:author="Claude (AI) - proposed" w:date="2026-10-15T02:49:18Z">
+            <w:ins w:id="9002" w:author="Claude (AI) - proposed" w:date="2026-10-18T00:25:34Z">
               <w:r>
                 <w:rPr>
                   <w:rFonts w:ascii="Arial" w:cs="Arial" w:eastAsia="Arial" w:hAnsi="Arial"/>
@@ -1395,7 +1395,7 @@
               </w:rPr>
               <w:t xml:space="preserve"> against the inner </w:t>
             </w:r>
-            <w:del w:id="9003" w:author="Claude (AI) - proposed" w:date="2026-10-15T02:49:18Z">
+            <w:del w:id="9003" w:author="Claude (AI) - proposed" w:date="2026-10-18T00:25:34Z">
               <w:r>
                 <w:rPr>
                   <w:rFonts w:ascii="Arial" w:cs="Arial" w:eastAsia="Arial" w:hAnsi="Arial"/>
@@ -1410,7 +1410,7 @@
                 <w:delText xml:space="preserve">cell wall</w:delText>
               </w:r>
             </w:del>
-            <w:ins w:id="9004" w:author="Claude (AI) - proposed" w:date="2026-10-15T02:49:18Z">
+            <w:ins w:id="9004" w:author="Claude (AI) - proposed" w:date="2026-10-18T00:25:34Z">
               <w:r>
                 <w:rPr>
                   <w:rFonts w:ascii="Arial" w:cs="Arial" w:eastAsia="Arial" w:hAnsi="Arial"/>
@@ -1658,7 +1658,7 @@
               </w:rPr>
               <w:t xml:space="preserve">The structural differences between plant and animal cells are not random — they reflect the different needs and lifestyles of each cell type. The absence of a cell wall in animal cells allows them to change shape, which is directly relevant to the anchoring phenomenon: </w:t>
             </w:r>
-            <w:del w:id="9005" w:author="Claude (AI) - proposed" w:date="2026-10-15T02:49:18Z">
+            <w:del w:id="9005" w:author="Claude (AI) - proposed" w:date="2026-10-18T00:25:34Z">
               <w:r>
                 <w:rPr>
                   <w:rFonts w:ascii="Arial" w:cs="Arial" w:eastAsia="Arial" w:hAnsi="Arial"/>
@@ -1686,7 +1686,7 @@
               </w:rPr>
               <w:t xml:space="preserve">epidermal cells can flatten, extend</w:t>
             </w:r>
-            <w:del w:id="9006" w:author="Claude (AI) - proposed" w:date="2026-10-15T02:49:18Z">
+            <w:del w:id="9006" w:author="Claude (AI) - proposed" w:date="2026-10-18T00:25:34Z">
               <w:r>
                 <w:rPr>
                   <w:rFonts w:ascii="Arial" w:cs="Arial" w:eastAsia="Arial" w:hAnsi="Arial"/>
@@ -1701,7 +1701,7 @@
                 <w:delText xml:space="preserve">, and migrate during wound healing</w:delText>
               </w:r>
             </w:del>
-            <w:ins w:id="9007" w:author="Claude (AI) - proposed" w:date="2026-10-15T02:49:18Z">
+            <w:ins w:id="9007" w:author="Claude (AI) - proposed" w:date="2026-10-18T00:25:34Z">
               <w:r>
                 <w:rPr>
                   <w:rFonts w:ascii="Arial" w:cs="Arial" w:eastAsia="Arial" w:hAnsi="Arial"/>
@@ -1850,7 +1850,7 @@
               </w:rPr>
               <w:t xml:space="preserve">Learners learned that cell specialisation is the process by which cells develop distinct structures that equip them for specific functions; that structural features such as the absence of a nucleus (RBC), a long axon (neuron), or a flagellum (sperm) are not random but are direct adaptations to function; and that when cell shape is disrupted — as in sickle-cell anaemia — function is </w:t>
             </w:r>
-            <w:del w:id="9008" w:author="Claude (AI) - proposed" w:date="2026-10-15T02:49:18Z">
+            <w:del w:id="9008" w:author="Claude (AI) - proposed" w:date="2026-10-18T00:25:34Z">
               <w:r>
                 <w:rPr>
                   <w:rFonts w:ascii="Arial" w:cs="Arial" w:eastAsia="Arial" w:hAnsi="Arial"/>
@@ -1865,7 +1865,7 @@
                 <w:delText xml:space="preserve">catastrophically compromised, providing powerful evidence that shape determines</w:delText>
               </w:r>
             </w:del>
-            <w:ins w:id="9009" w:author="Claude (AI) - proposed" w:date="2026-10-15T02:49:18Z">
+            <w:ins w:id="9009" w:author="Claude (AI) - proposed" w:date="2026-10-18T00:25:34Z">
               <w:r>
                 <w:rPr>
                   <w:rFonts w:ascii="Arial" w:cs="Arial" w:eastAsia="Arial" w:hAnsi="Arial"/>
@@ -2664,7 +2664,7 @@
         </w:rPr>
         <w:t xml:space="preserve">© 2026 SeaVuria and ARES. This work is licensed under a </w:t>
       </w:r>
-      <w:hyperlink w:history="1" r:id="rId-zmqd360yitgdt-ujuyrg">
+      <w:hyperlink w:history="1" r:id="rIdo9tbaqwhy6ucupeitndud">
         <w:r>
           <w:rPr>
             <w:rFonts w:ascii="Arial" w:cs="Arial" w:eastAsia="Arial" w:hAnsi="Arial"/>
@@ -2684,7 +2684,7 @@
         </w:rPr>
         <w:t xml:space="preserve"> (</w:t>
       </w:r>
-      <w:hyperlink w:history="1" r:id="rId2abrmijg8eruxrwmyxzjn">
+      <w:hyperlink w:history="1" r:id="rId_k6z7inqcuvuweoi2ndw0">
         <w:r>
           <w:rPr>
             <w:rFonts w:ascii="Arial" w:cs="Arial" w:eastAsia="Arial" w:hAnsi="Arial"/>
@@ -2704,7 +2704,7 @@
         </w:rPr>
         <w:t xml:space="preserve">). To view a copy of this license, visit </w:t>
       </w:r>
-      <w:hyperlink w:history="1" r:id="rIdl4ca8kqx7pdk-p9ch44qz">
+      <w:hyperlink w:history="1" r:id="rIdde7ugafs6yaxt8n0rydat">
         <w:r>
           <w:rPr>
             <w:rFonts w:ascii="Arial" w:cs="Arial" w:eastAsia="Arial" w:hAnsi="Arial"/>
